--- a/docs/downloads/01-what-the-judges-want.docx
+++ b/docs/downloads/01-what-the-judges-want.docx
@@ -42,7 +42,7 @@
               <a:graphicData uri="http://schemas.openxmlformats.org/drawingml/2006/picture">
                 <pic:pic>
                   <pic:nvPicPr>
-                    <pic:cNvPr descr="/tmp/tmpb7fcviaa/01-what-the-judges-want-1.png" id="22" name="Picture"/>
+                    <pic:cNvPr descr="/tmp/tmpm33eht53/01-what-the-judges-want-1.png" id="22" name="Picture"/>
                     <pic:cNvPicPr>
                       <a:picLocks noChangeArrowheads="1" noChangeAspect="1"/>
                     </pic:cNvPicPr>
@@ -160,7 +160,7 @@
               <a:graphicData uri="http://schemas.openxmlformats.org/drawingml/2006/picture">
                 <pic:pic>
                   <pic:nvPicPr>
-                    <pic:cNvPr descr="/tmp/tmpb7fcviaa/01-what-the-judges-want-2.png" id="26" name="Picture"/>
+                    <pic:cNvPr descr="/tmp/tmpm33eht53/01-what-the-judges-want-2.png" id="26" name="Picture"/>
                     <pic:cNvPicPr>
                       <a:picLocks noChangeArrowheads="1" noChangeAspect="1"/>
                     </pic:cNvPicPr>
@@ -289,7 +289,7 @@
               <a:graphicData uri="http://schemas.openxmlformats.org/drawingml/2006/picture">
                 <pic:pic>
                   <pic:nvPicPr>
-                    <pic:cNvPr descr="/tmp/tmpb7fcviaa/01-what-the-judges-want-3.png" id="30" name="Picture"/>
+                    <pic:cNvPr descr="/tmp/tmpm33eht53/01-what-the-judges-want-3.png" id="30" name="Picture"/>
                     <pic:cNvPicPr>
                       <a:picLocks noChangeArrowheads="1" noChangeAspect="1"/>
                     </pic:cNvPicPr>
@@ -480,7 +480,7 @@
               <a:graphicData uri="http://schemas.openxmlformats.org/drawingml/2006/picture">
                 <pic:pic>
                   <pic:nvPicPr>
-                    <pic:cNvPr descr="/tmp/tmpb7fcviaa/01-what-the-judges-want-4.png" id="34" name="Picture"/>
+                    <pic:cNvPr descr="/tmp/tmpm33eht53/01-what-the-judges-want-4.png" id="34" name="Picture"/>
                     <pic:cNvPicPr>
                       <a:picLocks noChangeArrowheads="1" noChangeAspect="1"/>
                     </pic:cNvPicPr>
@@ -668,7 +668,13 @@
         <w:t xml:space="preserve"> </w:t>
       </w:r>
       <w:r>
-        <w:t xml:space="preserve">on-time delivery goes from 71% toward 96.6% in the data, cause by cause.</w:t>
+        <w:t xml:space="preserve">in the data, on-time delivery goes from 71% to about 90% with realistic fixes (99%</w:t>
+      </w:r>
+      <w:r>
+        <w:t xml:space="preserve"> </w:t>
+      </w:r>
+      <w:r>
+        <w:t xml:space="preserve">ceiling), cause by cause, with a test on months the rules never saw.</w:t>
       </w:r>
       <w:r>
         <w:t xml:space="preserve"> </w:t>
@@ -723,7 +729,7 @@
               <a:graphicData uri="http://schemas.openxmlformats.org/drawingml/2006/picture">
                 <pic:pic>
                   <pic:nvPicPr>
-                    <pic:cNvPr descr="/tmp/tmpb7fcviaa/01-what-the-judges-want-5.png" id="38" name="Picture"/>
+                    <pic:cNvPr descr="/tmp/tmpm33eht53/01-what-the-judges-want-5.png" id="38" name="Picture"/>
                     <pic:cNvPicPr>
                       <a:picLocks noChangeArrowheads="1" noChangeAspect="1"/>
                     </pic:cNvPicPr>

--- a/docs/downloads/01-what-the-judges-want.docx
+++ b/docs/downloads/01-what-the-judges-want.docx
@@ -42,7 +42,7 @@
               <a:graphicData uri="http://schemas.openxmlformats.org/drawingml/2006/picture">
                 <pic:pic>
                   <pic:nvPicPr>
-                    <pic:cNvPr descr="/tmp/tmpm33eht53/01-what-the-judges-want-1.png" id="22" name="Picture"/>
+                    <pic:cNvPr descr="/tmp/tmp57pkfi58/01-what-the-judges-want-1.png" id="22" name="Picture"/>
                     <pic:cNvPicPr>
                       <a:picLocks noChangeArrowheads="1" noChangeAspect="1"/>
                     </pic:cNvPicPr>
@@ -160,7 +160,7 @@
               <a:graphicData uri="http://schemas.openxmlformats.org/drawingml/2006/picture">
                 <pic:pic>
                   <pic:nvPicPr>
-                    <pic:cNvPr descr="/tmp/tmpm33eht53/01-what-the-judges-want-2.png" id="26" name="Picture"/>
+                    <pic:cNvPr descr="/tmp/tmp57pkfi58/01-what-the-judges-want-2.png" id="26" name="Picture"/>
                     <pic:cNvPicPr>
                       <a:picLocks noChangeArrowheads="1" noChangeAspect="1"/>
                     </pic:cNvPicPr>
@@ -289,7 +289,7 @@
               <a:graphicData uri="http://schemas.openxmlformats.org/drawingml/2006/picture">
                 <pic:pic>
                   <pic:nvPicPr>
-                    <pic:cNvPr descr="/tmp/tmpm33eht53/01-what-the-judges-want-3.png" id="30" name="Picture"/>
+                    <pic:cNvPr descr="/tmp/tmp57pkfi58/01-what-the-judges-want-3.png" id="30" name="Picture"/>
                     <pic:cNvPicPr>
                       <a:picLocks noChangeArrowheads="1" noChangeAspect="1"/>
                     </pic:cNvPicPr>
@@ -480,7 +480,7 @@
               <a:graphicData uri="http://schemas.openxmlformats.org/drawingml/2006/picture">
                 <pic:pic>
                   <pic:nvPicPr>
-                    <pic:cNvPr descr="/tmp/tmpm33eht53/01-what-the-judges-want-4.png" id="34" name="Picture"/>
+                    <pic:cNvPr descr="/tmp/tmp57pkfi58/01-what-the-judges-want-4.png" id="34" name="Picture"/>
                     <pic:cNvPicPr>
                       <a:picLocks noChangeArrowheads="1" noChangeAspect="1"/>
                     </pic:cNvPicPr>
@@ -729,7 +729,7 @@
               <a:graphicData uri="http://schemas.openxmlformats.org/drawingml/2006/picture">
                 <pic:pic>
                   <pic:nvPicPr>
-                    <pic:cNvPr descr="/tmp/tmpm33eht53/01-what-the-judges-want-5.png" id="38" name="Picture"/>
+                    <pic:cNvPr descr="/tmp/tmp57pkfi58/01-what-the-judges-want-5.png" id="38" name="Picture"/>
                     <pic:cNvPicPr>
                       <a:picLocks noChangeArrowheads="1" noChangeAspect="1"/>
                     </pic:cNvPicPr>
